--- a/docs/题库导入策略与使用指南/Shiroha Quiz 题库导入策略与使用指南.docx
+++ b/docs/题库导入策略与使用指南/Shiroha Quiz 题库导入策略与使用指南.docx
@@ -6,6 +6,7 @@
     <w:p>
       <w:pPr>
         <w:pStyle w:val="Heading1"/>
+        <w:keepNext/>
       </w:pPr>
       <w:r>
         <w:t xml:space="preserve">Shiroha Quiz </w:t>
@@ -48,6 +49,7 @@
     <w:p>
       <w:pPr>
         <w:pStyle w:val="Heading2"/>
+        <w:keepNext/>
       </w:pPr>
       <w:r>
         <w:rPr>
@@ -83,6 +85,7 @@
       </w:tblGrid>
       <w:tr>
         <w:trPr>
+          <w:cantSplit/>
           <w:tblHeader w:val="on"/>
         </w:trPr>
         <w:tc>
@@ -129,6 +132,9 @@
         </w:tc>
       </w:tr>
       <w:tr>
+        <w:trPr>
+          <w:cantSplit/>
+        </w:trPr>
         <w:tc>
           <w:tcPr/>
           <w:p>
@@ -176,6 +182,9 @@
         </w:tc>
       </w:tr>
       <w:tr>
+        <w:trPr>
+          <w:cantSplit/>
+        </w:trPr>
         <w:tc>
           <w:tcPr/>
           <w:p>
@@ -220,6 +229,9 @@
         </w:tc>
       </w:tr>
       <w:tr>
+        <w:trPr>
+          <w:cantSplit/>
+        </w:trPr>
         <w:tc>
           <w:tcPr/>
           <w:p>
@@ -445,6 +457,7 @@
     <w:p>
       <w:pPr>
         <w:pStyle w:val="Heading2"/>
+        <w:keepNext/>
       </w:pPr>
       <w:r>
         <w:rPr>
@@ -682,6 +695,7 @@
     <w:p>
       <w:pPr>
         <w:pStyle w:val="Heading2"/>
+        <w:keepNext/>
       </w:pPr>
       <w:r>
         <w:rPr>
@@ -694,6 +708,7 @@
     <w:p>
       <w:pPr>
         <w:pStyle w:val="Heading3"/>
+        <w:keepNext/>
       </w:pPr>
       <w:r>
         <w:rPr>
@@ -858,6 +873,7 @@
     <w:p>
       <w:pPr>
         <w:pStyle w:val="Heading3"/>
+        <w:keepNext/>
       </w:pPr>
       <w:r>
         <w:rPr>
@@ -1006,6 +1022,7 @@
       </w:tblGrid>
       <w:tr>
         <w:trPr>
+          <w:cantSplit/>
           <w:tblHeader w:val="on"/>
         </w:trPr>
         <w:tc>
@@ -1052,6 +1069,9 @@
         </w:tc>
       </w:tr>
       <w:tr>
+        <w:trPr>
+          <w:cantSplit/>
+        </w:trPr>
         <w:tc>
           <w:tcPr/>
           <w:p>
@@ -1114,6 +1134,9 @@
         </w:tc>
       </w:tr>
       <w:tr>
+        <w:trPr>
+          <w:cantSplit/>
+        </w:trPr>
         <w:tc>
           <w:tcPr/>
           <w:p>
@@ -1465,6 +1488,7 @@
     <w:p>
       <w:pPr>
         <w:pStyle w:val="Heading3"/>
+        <w:keepNext/>
       </w:pPr>
       <w:r>
         <w:rPr>
@@ -1561,6 +1585,7 @@
     <w:p>
       <w:pPr>
         <w:pStyle w:val="SourceCode"/>
+        <w:keepLines/>
       </w:pPr>
       <w:r>
         <w:rPr>
@@ -1677,6 +1702,7 @@
     <w:p>
       <w:pPr>
         <w:pStyle w:val="SourceCode"/>
+        <w:keepLines/>
       </w:pPr>
       <w:r>
         <w:rPr>
@@ -1739,6 +1765,7 @@
     <w:p>
       <w:pPr>
         <w:pStyle w:val="SourceCode"/>
+        <w:keepLines/>
       </w:pPr>
       <w:r>
         <w:rPr>
@@ -1834,6 +1861,7 @@
       </w:tblGrid>
       <w:tr>
         <w:trPr>
+          <w:cantSplit/>
           <w:tblHeader w:val="on"/>
         </w:trPr>
         <w:tc>
@@ -1952,6 +1980,9 @@
         </w:tc>
       </w:tr>
       <w:tr>
+        <w:trPr>
+          <w:cantSplit/>
+        </w:trPr>
         <w:tc>
           <w:tcPr/>
           <w:p>
@@ -2074,6 +2105,9 @@
         </w:tc>
       </w:tr>
       <w:tr>
+        <w:trPr>
+          <w:cantSplit/>
+        </w:trPr>
         <w:tc>
           <w:tcPr/>
           <w:p>
@@ -2198,6 +2232,7 @@
     <w:p>
       <w:pPr>
         <w:pStyle w:val="SourceCode"/>
+        <w:keepLines/>
       </w:pPr>
       <w:r>
         <w:rPr>
@@ -2833,6 +2868,7 @@
     <w:p>
       <w:pPr>
         <w:pStyle w:val="Heading3"/>
+        <w:keepNext/>
       </w:pPr>
       <w:r>
         <w:rPr>
@@ -2864,6 +2900,7 @@
     <w:p>
       <w:pPr>
         <w:pStyle w:val="SourceCode"/>
+        <w:keepLines/>
       </w:pPr>
       <w:r>
         <w:rPr>
@@ -3092,6 +3129,7 @@
     <w:p>
       <w:pPr>
         <w:pStyle w:val="Heading2"/>
+        <w:keepNext/>
       </w:pPr>
       <w:r>
         <w:rPr>
@@ -3104,6 +3142,7 @@
     <w:p>
       <w:pPr>
         <w:pStyle w:val="Heading3"/>
+        <w:keepNext/>
       </w:pPr>
       <w:r>
         <w:rPr>
@@ -3169,6 +3208,7 @@
     <w:p>
       <w:pPr>
         <w:pStyle w:val="Heading3"/>
+        <w:keepNext/>
       </w:pPr>
       <w:r>
         <w:rPr>
@@ -3180,6 +3220,7 @@
     <w:p>
       <w:pPr>
         <w:pStyle w:val="SourceCode"/>
+        <w:keepLines/>
       </w:pPr>
       <w:r>
         <w:rPr>
@@ -3347,6 +3388,7 @@
     <w:p>
       <w:pPr>
         <w:pStyle w:val="Heading3"/>
+        <w:keepNext/>
       </w:pPr>
       <w:r>
         <w:rPr>
@@ -3358,6 +3400,7 @@
     <w:p>
       <w:pPr>
         <w:pStyle w:val="SourceCode"/>
+        <w:keepLines/>
       </w:pPr>
       <w:r>
         <w:rPr>
@@ -3380,6 +3423,7 @@
     <w:p>
       <w:pPr>
         <w:pStyle w:val="Heading3"/>
+        <w:keepNext/>
       </w:pPr>
       <w:r>
         <w:rPr>
@@ -3400,6 +3444,7 @@
       </w:tblGrid>
       <w:tr>
         <w:trPr>
+          <w:cantSplit/>
           <w:tblHeader w:val="on"/>
         </w:trPr>
         <w:tc>
@@ -3432,6 +3477,9 @@
         </w:tc>
       </w:tr>
       <w:tr>
+        <w:trPr>
+          <w:cantSplit/>
+        </w:trPr>
         <w:tc>
           <w:tcPr/>
           <w:p>
@@ -3462,6 +3510,9 @@
         </w:tc>
       </w:tr>
       <w:tr>
+        <w:trPr>
+          <w:cantSplit/>
+        </w:trPr>
         <w:tc>
           <w:tcPr/>
           <w:p>
@@ -3492,6 +3543,9 @@
         </w:tc>
       </w:tr>
       <w:tr>
+        <w:trPr>
+          <w:cantSplit/>
+        </w:trPr>
         <w:tc>
           <w:tcPr/>
           <w:p>
@@ -3522,6 +3576,9 @@
         </w:tc>
       </w:tr>
       <w:tr>
+        <w:trPr>
+          <w:cantSplit/>
+        </w:trPr>
         <w:tc>
           <w:tcPr/>
           <w:p>
@@ -3586,6 +3643,7 @@
     <w:p>
       <w:pPr>
         <w:pStyle w:val="SourceCode"/>
+        <w:keepLines/>
       </w:pPr>
       <w:r>
         <w:rPr>
@@ -3684,6 +3742,7 @@
     <w:p>
       <w:pPr>
         <w:pStyle w:val="SourceCode"/>
+        <w:keepLines/>
       </w:pPr>
       <w:r>
         <w:rPr>
@@ -3765,6 +3824,7 @@
     <w:p>
       <w:pPr>
         <w:pStyle w:val="Heading2"/>
+        <w:keepNext/>
       </w:pPr>
       <w:r>
         <w:rPr>
@@ -3795,6 +3855,7 @@
     <w:p>
       <w:pPr>
         <w:pStyle w:val="Heading3"/>
+        <w:keepNext/>
       </w:pPr>
       <w:r>
         <w:rPr>
@@ -3806,6 +3867,7 @@
     <w:p>
       <w:pPr>
         <w:pStyle w:val="SourceCode"/>
+        <w:keepLines/>
       </w:pPr>
       <w:r>
         <w:rPr>
@@ -3852,6 +3914,7 @@
     <w:p>
       <w:pPr>
         <w:pStyle w:val="Heading3"/>
+        <w:keepNext/>
       </w:pPr>
       <w:r>
         <w:rPr>
@@ -3951,6 +4014,7 @@
     <w:p>
       <w:pPr>
         <w:pStyle w:val="Heading3"/>
+        <w:keepNext/>
       </w:pPr>
       <w:r>
         <w:rPr>
@@ -4102,6 +4166,7 @@
     <w:p>
       <w:pPr>
         <w:pStyle w:val="Heading3"/>
+        <w:keepNext/>
       </w:pPr>
       <w:r>
         <w:rPr>
@@ -4123,6 +4188,7 @@
       </w:tblGrid>
       <w:tr>
         <w:trPr>
+          <w:cantSplit/>
           <w:tblHeader w:val="on"/>
         </w:trPr>
         <w:tc>
@@ -4169,6 +4235,9 @@
         </w:tc>
       </w:tr>
       <w:tr>
+        <w:trPr>
+          <w:cantSplit/>
+        </w:trPr>
         <w:tc>
           <w:tcPr/>
           <w:p>
@@ -4222,6 +4291,9 @@
         </w:tc>
       </w:tr>
       <w:tr>
+        <w:trPr>
+          <w:cantSplit/>
+        </w:trPr>
         <w:tc>
           <w:tcPr/>
           <w:p>
@@ -4310,6 +4382,7 @@
     <w:p>
       <w:pPr>
         <w:pStyle w:val="Heading2"/>
+        <w:keepNext/>
       </w:pPr>
       <w:r>
         <w:rPr>
@@ -4453,6 +4526,7 @@
     <w:p>
       <w:pPr>
         <w:pStyle w:val="Heading2"/>
+        <w:keepNext/>
       </w:pPr>
       <w:r>
         <w:rPr>
@@ -4487,6 +4561,7 @@
     <w:p>
       <w:pPr>
         <w:pStyle w:val="SourceCode"/>
+        <w:keepLines/>
       </w:pPr>
       <w:r>
         <w:rPr>
@@ -4565,6 +4640,7 @@
     <w:p>
       <w:pPr>
         <w:pStyle w:val="Heading3"/>
+        <w:keepNext/>
       </w:pPr>
       <w:r>
         <w:rPr>
@@ -4647,6 +4723,7 @@
     <w:p>
       <w:pPr>
         <w:pStyle w:val="Heading3"/>
+        <w:keepNext/>
       </w:pPr>
       <w:r>
         <w:rPr>
@@ -4732,6 +4809,7 @@
     <w:p>
       <w:pPr>
         <w:pStyle w:val="Heading3"/>
+        <w:keepNext/>
       </w:pPr>
       <w:r>
         <w:rPr>
@@ -4840,6 +4918,7 @@
     <w:p>
       <w:pPr>
         <w:pStyle w:val="Heading2"/>
+        <w:keepNext/>
       </w:pPr>
       <w:r>
         <w:rPr>
@@ -4861,6 +4940,7 @@
       </w:tblGrid>
       <w:tr>
         <w:trPr>
+          <w:cantSplit/>
           <w:tblHeader w:val="on"/>
         </w:trPr>
         <w:tc>
@@ -4907,6 +4987,9 @@
         </w:tc>
       </w:tr>
       <w:tr>
+        <w:trPr>
+          <w:cantSplit/>
+        </w:trPr>
         <w:tc>
           <w:tcPr/>
           <w:p>
@@ -4951,6 +5034,9 @@
         </w:tc>
       </w:tr>
       <w:tr>
+        <w:trPr>
+          <w:cantSplit/>
+        </w:trPr>
         <w:tc>
           <w:tcPr/>
           <w:p>
@@ -4995,6 +5081,9 @@
         </w:tc>
       </w:tr>
       <w:tr>
+        <w:trPr>
+          <w:cantSplit/>
+        </w:trPr>
         <w:tc>
           <w:tcPr/>
           <w:p>
@@ -5048,6 +5137,9 @@
         </w:tc>
       </w:tr>
       <w:tr>
+        <w:trPr>
+          <w:cantSplit/>
+        </w:trPr>
         <w:tc>
           <w:tcPr/>
           <w:p>
@@ -5092,6 +5184,9 @@
         </w:tc>
       </w:tr>
       <w:tr>
+        <w:trPr>
+          <w:cantSplit/>
+        </w:trPr>
         <w:tc>
           <w:tcPr/>
           <w:p>
@@ -5145,6 +5240,9 @@
         </w:tc>
       </w:tr>
       <w:tr>
+        <w:trPr>
+          <w:cantSplit/>
+        </w:trPr>
         <w:tc>
           <w:tcPr/>
           <w:p>
@@ -5204,6 +5302,9 @@
         </w:tc>
       </w:tr>
       <w:tr>
+        <w:trPr>
+          <w:cantSplit/>
+        </w:trPr>
         <w:tc>
           <w:tcPr/>
           <w:p>
@@ -5296,6 +5397,9 @@
         </w:tc>
       </w:tr>
       <w:tr>
+        <w:trPr>
+          <w:cantSplit/>
+        </w:trPr>
         <w:tc>
           <w:tcPr/>
           <w:p>
@@ -5349,6 +5453,9 @@
         </w:tc>
       </w:tr>
       <w:tr>
+        <w:trPr>
+          <w:cantSplit/>
+        </w:trPr>
         <w:tc>
           <w:tcPr/>
           <w:p>
@@ -5508,6 +5615,7 @@
     <w:p>
       <w:pPr>
         <w:pStyle w:val="Heading2"/>
+        <w:keepNext/>
       </w:pPr>
       <w:r>
         <w:rPr>
@@ -5531,6 +5639,7 @@
     <w:p>
       <w:pPr>
         <w:pStyle w:val="Heading3"/>
+        <w:keepNext/>
       </w:pPr>
       <w:r>
         <w:rPr>
@@ -5542,6 +5651,7 @@
     <w:p>
       <w:pPr>
         <w:pStyle w:val="SourceCode"/>
+        <w:keepLines/>
       </w:pPr>
       <w:r>
         <w:rPr>
@@ -5636,6 +5746,7 @@
     <w:p>
       <w:pPr>
         <w:pStyle w:val="Heading3"/>
+        <w:keepNext/>
       </w:pPr>
       <w:r>
         <w:rPr>
@@ -5647,6 +5758,7 @@
     <w:p>
       <w:pPr>
         <w:pStyle w:val="SourceCode"/>
+        <w:keepLines/>
       </w:pPr>
       <w:r>
         <w:rPr>
@@ -5741,6 +5853,7 @@
     <w:p>
       <w:pPr>
         <w:pStyle w:val="Heading3"/>
+        <w:keepNext/>
       </w:pPr>
       <w:r>
         <w:rPr>
@@ -5752,6 +5865,7 @@
     <w:p>
       <w:pPr>
         <w:pStyle w:val="SourceCode"/>
+        <w:keepLines/>
       </w:pPr>
       <w:r>
         <w:rPr>
@@ -5791,6 +5905,7 @@
     <w:p>
       <w:pPr>
         <w:pStyle w:val="SourceCode"/>
+        <w:keepLines/>
       </w:pPr>
       <w:r>
         <w:rPr>
@@ -5868,6 +5983,7 @@
     <w:p>
       <w:pPr>
         <w:pStyle w:val="Heading3"/>
+        <w:keepNext/>
       </w:pPr>
       <w:r>
         <w:rPr>
@@ -5879,6 +5995,7 @@
     <w:p>
       <w:pPr>
         <w:pStyle w:val="SourceCode"/>
+        <w:keepLines/>
       </w:pPr>
       <w:r>
         <w:rPr>
@@ -5909,6 +6026,7 @@
     <w:p>
       <w:pPr>
         <w:pStyle w:val="Heading3"/>
+        <w:keepNext/>
       </w:pPr>
       <w:r>
         <w:rPr>
@@ -5920,6 +6038,7 @@
     <w:p>
       <w:pPr>
         <w:pStyle w:val="SourceCode"/>
+        <w:keepLines/>
       </w:pPr>
       <w:r>
         <w:rPr>
@@ -5958,6 +6077,7 @@
     <w:p>
       <w:pPr>
         <w:pStyle w:val="Heading2"/>
+        <w:keepNext/>
       </w:pPr>
       <w:r>
         <w:rPr>
@@ -6167,6 +6287,7 @@
     <w:p>
       <w:pPr>
         <w:pStyle w:val="Heading2"/>
+        <w:keepNext/>
       </w:pPr>
       <w:r>
         <w:rPr>
@@ -6429,6 +6550,7 @@
     <w:p>
       <w:pPr>
         <w:pStyle w:val="Heading2"/>
+        <w:keepNext/>
       </w:pPr>
       <w:r>
         <w:rPr>
@@ -6451,6 +6573,7 @@
     <w:p>
       <w:pPr>
         <w:pStyle w:val="SourceCode"/>
+        <w:keepLines/>
       </w:pPr>
       <w:r>
         <w:rPr>
